--- a/.vscode/Reports/Report 96611 - Entrega llaves y posesion.docx
+++ b/.vscode/Reports/Report 96611 - Entrega llaves y posesion.docx
@@ -55,7 +55,7 @@
           <w:placeholder>
             <w:docPart w:val="DefaultPlaceholder_-1854013440"/>
           </w:placeholder>
-          <w15:dataBinding w:prefixMappings="xmlns:ns0='urn:microsoft-dynamics-nav/reports/Entrega_Llaves_y_Posesion/96611/' " w:xpath="/ns0:NavWordReportXmlPart[1]/ns0:LiquidacionHeader[1]/ns0:CiudadFirma[1]" w:storeItemID="{05C7F0EE-9C65-4A4B-9C3B-5106CA824723}" w16sdtdh:storeItemChecksum="jlhbNg=="/>
+          <w15:dataBinding w:prefixMappings="xmlns:ns0='urn:microsoft-dynamics-nav/reports/Entrega_Llaves_y_Posesion/96611/' " w:xpath="/ns0:NavWordReportXmlPart[1]/ns0:LiquidacionHeader[1]/ns0:CiudadFirma[1]" w:storeItemID="{05C7F0EE-9C65-4A4B-9C3B-5106CA824723}" w16sdtdh:storeItemChecksum="3xKd1g=="/>
         </w:sdtPr>
         <w:sdtContent>
           <w:proofErr w:type="spellStart"/>
@@ -86,7 +86,7 @@
           <w:placeholder>
             <w:docPart w:val="DefaultPlaceholder_-1854013440"/>
           </w:placeholder>
-          <w15:dataBinding w:prefixMappings="xmlns:ns0='urn:microsoft-dynamics-nav/reports/Entrega_Llaves_y_Posesion/96611/' " w:xpath="/ns0:NavWordReportXmlPart[1]/ns0:LiquidacionHeader[1]/ns0:FechaFirmaTexto[1]" w:storeItemID="{05C7F0EE-9C65-4A4B-9C3B-5106CA824723}" w16sdtdh:storeItemChecksum="jlhbNg=="/>
+          <w15:dataBinding w:prefixMappings="xmlns:ns0='urn:microsoft-dynamics-nav/reports/Entrega_Llaves_y_Posesion/96611/' " w:xpath="/ns0:NavWordReportXmlPart[1]/ns0:LiquidacionHeader[1]/ns0:FechaFirmaTexto[1]" w:storeItemID="{05C7F0EE-9C65-4A4B-9C3B-5106CA824723}" w16sdtdh:storeItemChecksum="3xKd1g=="/>
         </w:sdtPr>
         <w:sdtContent>
           <w:proofErr w:type="spellStart"/>
@@ -110,6 +110,9 @@
       </w:r>
     </w:p>
     <w:p>
+      <w:pPr>
+        <w:jc w:val="both"/>
+      </w:pPr>
       <w:r>
         <w:t xml:space="preserve">De una parte, </w:t>
       </w:r>
@@ -125,7 +128,7 @@
           <w:placeholder>
             <w:docPart w:val="DefaultPlaceholder_-1854013440"/>
           </w:placeholder>
-          <w15:dataBinding w:prefixMappings="xmlns:ns0='urn:microsoft-dynamics-nav/reports/Entrega_Llaves_y_Posesion/96611/' " w:xpath="/ns0:NavWordReportXmlPart[1]/ns0:LiquidacionHeader[1]/ns0:ArrendadorNombre[1]" w:storeItemID="{05C7F0EE-9C65-4A4B-9C3B-5106CA824723}" w16sdtdh:storeItemChecksum="jlhbNg=="/>
+          <w15:dataBinding w:prefixMappings="xmlns:ns0='urn:microsoft-dynamics-nav/reports/Entrega_Llaves_y_Posesion/96611/' " w:xpath="/ns0:NavWordReportXmlPart[1]/ns0:LiquidacionHeader[1]/ns0:ArrendadorNombre[1]" w:storeItemID="{05C7F0EE-9C65-4A4B-9C3B-5106CA824723}" w16sdtdh:storeItemChecksum="3xKd1g=="/>
         </w:sdtPr>
         <w:sdtContent>
           <w:proofErr w:type="spellStart"/>
@@ -147,7 +150,7 @@
           <w:placeholder>
             <w:docPart w:val="DefaultPlaceholder_-1854013440"/>
           </w:placeholder>
-          <w15:dataBinding w:prefixMappings="xmlns:ns0='urn:microsoft-dynamics-nav/reports/Entrega_Llaves_y_Posesion/96611/' " w:xpath="/ns0:NavWordReportXmlPart[1]/ns0:LiquidacionHeader[1]/ns0:ArrendadorNIF[1]" w:storeItemID="{05C7F0EE-9C65-4A4B-9C3B-5106CA824723}" w16sdtdh:storeItemChecksum="jlhbNg=="/>
+          <w15:dataBinding w:prefixMappings="xmlns:ns0='urn:microsoft-dynamics-nav/reports/Entrega_Llaves_y_Posesion/96611/' " w:xpath="/ns0:NavWordReportXmlPart[1]/ns0:LiquidacionHeader[1]/ns0:ArrendadorNIF[1]" w:storeItemID="{05C7F0EE-9C65-4A4B-9C3B-5106CA824723}" w16sdtdh:storeItemChecksum="3xKd1g=="/>
         </w:sdtPr>
         <w:sdtContent>
           <w:proofErr w:type="spellStart"/>
@@ -166,7 +169,7 @@
           <w:placeholder>
             <w:docPart w:val="DefaultPlaceholder_-1854013440"/>
           </w:placeholder>
-          <w15:dataBinding w:prefixMappings="xmlns:ns0='urn:microsoft-dynamics-nav/reports/Entrega_Llaves_y_Posesion/96611/' " w:xpath="/ns0:NavWordReportXmlPart[1]/ns0:LiquidacionHeader[1]/ns0:ArrendadorDomicilio[1]" w:storeItemID="{05C7F0EE-9C65-4A4B-9C3B-5106CA824723}" w16sdtdh:storeItemChecksum="jlhbNg=="/>
+          <w15:dataBinding w:prefixMappings="xmlns:ns0='urn:microsoft-dynamics-nav/reports/Entrega_Llaves_y_Posesion/96611/' " w:xpath="/ns0:NavWordReportXmlPart[1]/ns0:LiquidacionHeader[1]/ns0:ArrendadorDomicilio[1]" w:storeItemID="{05C7F0EE-9C65-4A4B-9C3B-5106CA824723}" w16sdtdh:storeItemChecksum="3xKd1g=="/>
         </w:sdtPr>
         <w:sdtContent>
           <w:proofErr w:type="spellStart"/>
@@ -181,6 +184,9 @@
       </w:r>
     </w:p>
     <w:p>
+      <w:pPr>
+        <w:jc w:val="both"/>
+      </w:pPr>
       <w:proofErr w:type="gramStart"/>
       <w:r>
         <w:t>Y</w:t>
@@ -218,7 +224,7 @@
           <w:placeholder>
             <w:docPart w:val="DefaultPlaceholder_-1854013440"/>
           </w:placeholder>
-          <w15:dataBinding w:prefixMappings="xmlns:ns0='urn:microsoft-dynamics-nav/reports/Entrega_Llaves_y_Posesion/96611/' " w:xpath="/ns0:NavWordReportXmlPart[1]/ns0:LiquidacionHeader[1]/ns0:Arrendatario1Nombre[1]" w:storeItemID="{05C7F0EE-9C65-4A4B-9C3B-5106CA824723}" w16sdtdh:storeItemChecksum="jlhbNg=="/>
+          <w15:dataBinding w:prefixMappings="xmlns:ns0='urn:microsoft-dynamics-nav/reports/Entrega_Llaves_y_Posesion/96611/' " w:xpath="/ns0:NavWordReportXmlPart[1]/ns0:LiquidacionHeader[1]/ns0:Arrendatario1Nombre[1]" w:storeItemID="{05C7F0EE-9C65-4A4B-9C3B-5106CA824723}" w16sdtdh:storeItemChecksum="3xKd1g=="/>
         </w:sdtPr>
         <w:sdtContent>
           <w:r>
@@ -241,7 +247,7 @@
           <w:placeholder>
             <w:docPart w:val="DefaultPlaceholder_-1854013440"/>
           </w:placeholder>
-          <w15:dataBinding w:prefixMappings="xmlns:ns0='urn:microsoft-dynamics-nav/reports/Entrega_Llaves_y_Posesion/96611/' " w:xpath="/ns0:NavWordReportXmlPart[1]/ns0:LiquidacionHeader[1]/ns0:Arrendatario1NIF[1]" w:storeItemID="{05C7F0EE-9C65-4A4B-9C3B-5106CA824723}" w16sdtdh:storeItemChecksum="jlhbNg=="/>
+          <w15:dataBinding w:prefixMappings="xmlns:ns0='urn:microsoft-dynamics-nav/reports/Entrega_Llaves_y_Posesion/96611/' " w:xpath="/ns0:NavWordReportXmlPart[1]/ns0:LiquidacionHeader[1]/ns0:Arrendatario1NIF[1]" w:storeItemID="{05C7F0EE-9C65-4A4B-9C3B-5106CA824723}" w16sdtdh:storeItemChecksum="3xKd1g=="/>
         </w:sdtPr>
         <w:sdtContent>
           <w:r>
@@ -261,7 +267,7 @@
           <w:placeholder>
             <w:docPart w:val="DefaultPlaceholder_-1854013440"/>
           </w:placeholder>
-          <w15:dataBinding w:prefixMappings="xmlns:ns0='urn:microsoft-dynamics-nav/reports/Entrega_Llaves_y_Posesion/96611/' " w:xpath="/ns0:NavWordReportXmlPart[1]/ns0:LiquidacionHeader[1]/ns0:Arrendatario1Domicilio[1]" w:storeItemID="{05C7F0EE-9C65-4A4B-9C3B-5106CA824723}" w16sdtdh:storeItemChecksum="jlhbNg=="/>
+          <w15:dataBinding w:prefixMappings="xmlns:ns0='urn:microsoft-dynamics-nav/reports/Entrega_Llaves_y_Posesion/96611/' " w:xpath="/ns0:NavWordReportXmlPart[1]/ns0:LiquidacionHeader[1]/ns0:Arrendatario1Domicilio[1]" w:storeItemID="{05C7F0EE-9C65-4A4B-9C3B-5106CA824723}" w16sdtdh:storeItemChecksum="3xKd1g=="/>
         </w:sdtPr>
         <w:sdtContent>
           <w:r>
@@ -278,7 +284,7 @@
           <w:placeholder>
             <w:docPart w:val="DefaultPlaceholder_-1854013440"/>
           </w:placeholder>
-          <w15:dataBinding w:prefixMappings="xmlns:ns0='urn:microsoft-dynamics-nav/reports/Entrega_Llaves_y_Posesion/96611/' " w:xpath="/ns0:NavWordReportXmlPart[1]/ns0:LiquidacionHeader[1]/ns0:Arrendatario2Bloque[1]" w:storeItemID="{05C7F0EE-9C65-4A4B-9C3B-5106CA824723}" w16sdtdh:storeItemChecksum="jlhbNg=="/>
+          <w15:dataBinding w:prefixMappings="xmlns:ns0='urn:microsoft-dynamics-nav/reports/Entrega_Llaves_y_Posesion/96611/' " w:xpath="/ns0:NavWordReportXmlPart[1]/ns0:LiquidacionHeader[1]/ns0:Arrendatario2Bloque[1]" w:storeItemID="{05C7F0EE-9C65-4A4B-9C3B-5106CA824723}" w16sdtdh:storeItemChecksum="3xKd1g=="/>
         </w:sdtPr>
         <w:sdtContent>
           <w:r>
@@ -296,6 +302,9 @@
       </w:r>
     </w:p>
     <w:p>
+      <w:pPr>
+        <w:jc w:val="both"/>
+      </w:pPr>
       <w:r>
         <w:t>Las partes en su propio nombre y derecho, reconociéndose mutuamente capacidad y legitimación suficiente para suscribir el presente documento de entrega de llaves y toma de posesión.</w:t>
       </w:r>
@@ -309,6 +318,13 @@
       </w:r>
     </w:p>
     <w:p>
+      <w:pPr>
+        <w:jc w:val="both"/>
+        <w:rPr>
+          <w:b/>
+          <w:bCs/>
+        </w:rPr>
+      </w:pPr>
       <w:r>
         <w:rPr>
           <w:b/>
@@ -327,7 +343,7 @@
           <w:placeholder>
             <w:docPart w:val="DefaultPlaceholder_-1854013440"/>
           </w:placeholder>
-          <w15:dataBinding w:prefixMappings="xmlns:ns0='urn:microsoft-dynamics-nav/reports/Entrega_Llaves_y_Posesion/96611/' " w:xpath="/ns0:NavWordReportXmlPart[1]/ns0:LiquidacionHeader[1]/ns0:FechaContratoTexto[1]" w:storeItemID="{05C7F0EE-9C65-4A4B-9C3B-5106CA824723}" w16sdtdh:storeItemChecksum="jlhbNg=="/>
+          <w15:dataBinding w:prefixMappings="xmlns:ns0='urn:microsoft-dynamics-nav/reports/Entrega_Llaves_y_Posesion/96611/' " w:xpath="/ns0:NavWordReportXmlPart[1]/ns0:LiquidacionHeader[1]/ns0:FechaContratoTexto[1]" w:storeItemID="{05C7F0EE-9C65-4A4B-9C3B-5106CA824723}" w16sdtdh:storeItemChecksum="3xKd1g=="/>
         </w:sdtPr>
         <w:sdtContent>
           <w:proofErr w:type="spellStart"/>
@@ -338,32 +354,58 @@
         </w:sdtContent>
       </w:sdt>
       <w:r>
-        <w:t xml:space="preserve"> suscribieron contrato de arrendamiento sobre el inmueble sito en </w:t>
-      </w:r>
-      <w:r>
+        <w:t xml:space="preserve"> suscribieron contrato de arrendamiento sobre el </w:t>
+      </w:r>
+      <w:r>
+        <w:rPr>
+          <w:b/>
+          <w:bCs/>
+        </w:rPr>
+        <w:t xml:space="preserve">inmueble sito en </w:t>
+      </w:r>
+      <w:r>
+        <w:rPr>
+          <w:b/>
+          <w:bCs/>
+        </w:rPr>
         <w:t xml:space="preserve"> </w:t>
       </w:r>
       <w:sdt>
         <w:sdtPr>
+          <w:rPr>
+            <w:b/>
+            <w:bCs/>
+          </w:rPr>
           <w:id w:val="-309944701"/>
           <w:placeholder>
             <w:docPart w:val="DefaultPlaceholder_-1854013440"/>
           </w:placeholder>
-          <w15:dataBinding w:prefixMappings="xmlns:ns0='urn:microsoft-dynamics-nav/reports/Entrega_Llaves_y_Posesion/96611/' " w:xpath="/ns0:NavWordReportXmlPart[1]/ns0:LiquidacionHeader[1]/ns0:DireccionInmuebleCompleta[1]" w:storeItemID="{05C7F0EE-9C65-4A4B-9C3B-5106CA824723}" w16sdtdh:storeItemChecksum="jlhbNg=="/>
+          <w15:dataBinding w:prefixMappings="xmlns:ns0='urn:microsoft-dynamics-nav/reports/Entrega_Llaves_y_Posesion/96611/' " w:xpath="/ns0:NavWordReportXmlPart[1]/ns0:LiquidacionHeader[1]/ns0:DireccionInmuebleCompleta[1]" w:storeItemID="{05C7F0EE-9C65-4A4B-9C3B-5106CA824723}" w16sdtdh:storeItemChecksum="3xKd1g=="/>
         </w:sdtPr>
         <w:sdtContent>
           <w:proofErr w:type="spellStart"/>
           <w:r>
+            <w:rPr>
+              <w:b/>
+              <w:bCs/>
+            </w:rPr>
             <w:t>DireccionInmuebleCompleta</w:t>
           </w:r>
           <w:proofErr w:type="spellEnd"/>
         </w:sdtContent>
       </w:sdt>
       <w:r>
+        <w:rPr>
+          <w:b/>
+          <w:bCs/>
+        </w:rPr>
         <w:t>.</w:t>
       </w:r>
     </w:p>
     <w:p>
+      <w:pPr>
+        <w:jc w:val="both"/>
+      </w:pPr>
       <w:r>
         <w:rPr>
           <w:b/>
@@ -378,11 +420,23 @@
       <w:pPr>
         <w:pStyle w:val="Ttulo2"/>
       </w:pPr>
-      <w:r>
-        <w:t>CLÁUSULAS DEL ACUERDO</w:t>
-      </w:r>
     </w:p>
     <w:p>
+      <w:pPr>
+        <w:pStyle w:val="Ttulo2"/>
+      </w:pPr>
+      <w:r>
+        <w:br w:type="page"/>
+      </w:r>
+      <w:r>
+        <w:lastRenderedPageBreak/>
+        <w:t>CLÁUSULAS DEL ACUERDO</w:t>
+      </w:r>
+    </w:p>
+    <w:p>
+      <w:pPr>
+        <w:jc w:val="both"/>
+      </w:pPr>
       <w:r>
         <w:rPr>
           <w:b/>
@@ -394,6 +448,9 @@
       </w:r>
     </w:p>
     <w:p>
+      <w:pPr>
+        <w:jc w:val="both"/>
+      </w:pPr>
       <w:r>
         <w:rPr>
           <w:b/>
@@ -431,11 +488,13 @@
       </w:r>
     </w:p>
     <w:p>
+      <w:pPr>
+        <w:jc w:val="both"/>
+      </w:pPr>
       <w:r>
         <w:rPr>
           <w:b/>
         </w:rPr>
-        <w:lastRenderedPageBreak/>
         <w:t xml:space="preserve">Tercero. Liquidación económica. </w:t>
       </w:r>
       <w:r>
@@ -470,14 +529,17 @@
             <w:vAlign w:val="center"/>
           </w:tcPr>
           <w:p>
-            <w:proofErr w:type="spellStart"/>
+            <w:pPr>
+              <w:rPr>
+                <w:lang w:val="es-ES"/>
+              </w:rPr>
+            </w:pPr>
             <w:r>
-              <w:t>Fianza</w:t>
+              <w:rPr>
+                <w:lang w:val="es-ES"/>
+              </w:rPr>
+              <w:t>Fianza legal</w:t>
             </w:r>
-            <w:proofErr w:type="spellEnd"/>
-            <w:r>
-              <w:t xml:space="preserve"> legal</w:t>
-            </w:r>
           </w:p>
         </w:tc>
         <w:tc>
@@ -492,25 +554,28 @@
             <w:vAlign w:val="center"/>
           </w:tcPr>
           <w:p>
+            <w:pPr>
+              <w:rPr>
+                <w:lang w:val="es-ES"/>
+              </w:rPr>
+            </w:pPr>
             <w:r>
               <w:fldChar w:fldCharType="begin"/>
             </w:r>
             <w:r>
+              <w:rPr>
+                <w:lang w:val="es-ES"/>
+              </w:rPr>
               <w:instrText xml:space="preserve"> MERGEFIELD  FianzaLegalTexto  \* MERGEFORMAT </w:instrText>
             </w:r>
             <w:r>
               <w:fldChar w:fldCharType="separate"/>
             </w:r>
             <w:r>
-              <w:t>«</w:t>
-            </w:r>
-            <w:proofErr w:type="spellStart"/>
-            <w:r>
-              <w:t>FianzaLegalTexto</w:t>
-            </w:r>
-            <w:proofErr w:type="spellEnd"/>
-            <w:r>
-              <w:t>»</w:t>
+              <w:rPr>
+                <w:lang w:val="es-ES"/>
+              </w:rPr>
+              <w:t>«FianzaLegalTexto»</w:t>
             </w:r>
             <w:r>
               <w:fldChar w:fldCharType="end"/>
@@ -535,19 +600,17 @@
             <w:vAlign w:val="center"/>
           </w:tcPr>
           <w:p>
-            <w:proofErr w:type="spellStart"/>
+            <w:pPr>
+              <w:rPr>
+                <w:lang w:val="es-ES"/>
+              </w:rPr>
+            </w:pPr>
             <w:r>
-              <w:t>Fianza</w:t>
+              <w:rPr>
+                <w:lang w:val="es-ES"/>
+              </w:rPr>
+              <w:t>Fianza adicional</w:t>
             </w:r>
-            <w:proofErr w:type="spellEnd"/>
-            <w:r>
-              <w:t xml:space="preserve"> </w:t>
-            </w:r>
-            <w:proofErr w:type="spellStart"/>
-            <w:r>
-              <w:t>adicional</w:t>
-            </w:r>
-            <w:proofErr w:type="spellEnd"/>
           </w:p>
         </w:tc>
         <w:tc>
@@ -562,25 +625,28 @@
             <w:vAlign w:val="center"/>
           </w:tcPr>
           <w:p>
+            <w:pPr>
+              <w:rPr>
+                <w:lang w:val="es-ES"/>
+              </w:rPr>
+            </w:pPr>
             <w:r>
               <w:fldChar w:fldCharType="begin"/>
             </w:r>
             <w:r>
+              <w:rPr>
+                <w:lang w:val="es-ES"/>
+              </w:rPr>
               <w:instrText xml:space="preserve"> MERGEFIELD  FianzaAdicionalTexto  \* MERGEFORMAT </w:instrText>
             </w:r>
             <w:r>
               <w:fldChar w:fldCharType="separate"/>
             </w:r>
             <w:r>
-              <w:t>«</w:t>
-            </w:r>
-            <w:proofErr w:type="spellStart"/>
-            <w:r>
-              <w:t>FianzaAdicionalTexto</w:t>
-            </w:r>
-            <w:proofErr w:type="spellEnd"/>
-            <w:r>
-              <w:t>»</w:t>
+              <w:rPr>
+                <w:lang w:val="es-ES"/>
+              </w:rPr>
+              <w:t>«FianzaAdicionalTexto»</w:t>
             </w:r>
             <w:r>
               <w:fldChar w:fldCharType="end"/>
@@ -588,105 +654,25 @@
           </w:p>
         </w:tc>
       </w:tr>
-      <w:tr>
-        <w:trPr>
-          <w:jc w:val="center"/>
-        </w:trPr>
-        <w:tc>
-          <w:tcPr>
-            <w:tcW w:w="4810" w:type="dxa"/>
-            <w:shd w:val="clear" w:color="auto" w:fill="EAF1FB"/>
-            <w:tcMar>
-              <w:top w:w="120" w:type="dxa"/>
-              <w:left w:w="120" w:type="dxa"/>
-              <w:bottom w:w="120" w:type="dxa"/>
-              <w:right w:w="120" w:type="dxa"/>
-            </w:tcMar>
-            <w:vAlign w:val="center"/>
-          </w:tcPr>
-          <w:p>
-            <w:r>
-              <w:t xml:space="preserve">Renta / </w:t>
-            </w:r>
-            <w:proofErr w:type="spellStart"/>
-            <w:r>
-              <w:t>regularización</w:t>
-            </w:r>
-            <w:proofErr w:type="spellEnd"/>
-            <w:r>
-              <w:t xml:space="preserve"> final</w:t>
-            </w:r>
-          </w:p>
-        </w:tc>
-        <w:tc>
-          <w:tcPr>
-            <w:tcW w:w="4812" w:type="dxa"/>
-            <w:tcMar>
-              <w:top w:w="120" w:type="dxa"/>
-              <w:left w:w="120" w:type="dxa"/>
-              <w:bottom w:w="120" w:type="dxa"/>
-              <w:right w:w="120" w:type="dxa"/>
-            </w:tcMar>
-            <w:vAlign w:val="center"/>
-          </w:tcPr>
-          <w:p>
-            <w:r>
-              <w:fldChar w:fldCharType="begin"/>
-            </w:r>
-            <w:r>
-              <w:instrText xml:space="preserve"> MERGEFIELD  RentaFinalTexto  \* MERGEFORMAT </w:instrText>
-            </w:r>
-            <w:r>
-              <w:fldChar w:fldCharType="separate"/>
-            </w:r>
-            <w:r>
-              <w:t>«</w:t>
-            </w:r>
-            <w:proofErr w:type="spellStart"/>
-            <w:r>
-              <w:t>RentaFinalTexto</w:t>
-            </w:r>
-            <w:proofErr w:type="spellEnd"/>
-            <w:r>
-              <w:t>»</w:t>
-            </w:r>
-            <w:r>
-              <w:fldChar w:fldCharType="end"/>
-            </w:r>
-          </w:p>
-        </w:tc>
-      </w:tr>
     </w:tbl>
     <w:p>
+      <w:r>
+        <w:rPr>
+          <w:b/>
+        </w:rPr>
+        <w:br/>
+      </w:r>
       <w:r>
         <w:rPr>
           <w:b/>
         </w:rPr>
         <w:t xml:space="preserve">Cuenta bancaria para devolución / regularización: </w:t>
       </w:r>
-      <w:r>
-        <w:fldChar w:fldCharType="begin"/>
-      </w:r>
-      <w:r>
-        <w:instrText xml:space="preserve"> MERGEFIELD  CuentaBancaria  \* MERGEFORMAT </w:instrText>
-      </w:r>
-      <w:r>
-        <w:fldChar w:fldCharType="separate"/>
-      </w:r>
-      <w:r>
-        <w:t>«</w:t>
-      </w:r>
-      <w:proofErr w:type="spellStart"/>
-      <w:r>
-        <w:t>CuentaBancaria</w:t>
-      </w:r>
-      <w:proofErr w:type="spellEnd"/>
-      <w:r>
-        <w:t>»</w:t>
-      </w:r>
-      <w:r>
-        <w:fldChar w:fldCharType="end"/>
-      </w:r>
+      <w:fldSimple w:instr=" MERGEFIELD  CuentaBancaria  \* MERGEFORMAT ">
+        <w:r>
+          <w:t>«CuentaBancaria»</w:t>
+        </w:r>
+      </w:fldSimple>
     </w:p>
     <w:p>
       <w:r>
@@ -695,35 +681,31 @@
         </w:rPr>
         <w:t xml:space="preserve">Cuarto. Estado de pagos. </w:t>
       </w:r>
-      <w:r>
-        <w:fldChar w:fldCharType="begin"/>
-      </w:r>
-      <w:r>
-        <w:instrText xml:space="preserve"> MERGEFIELD  TextoEstadoPago  \* MERGEFORMAT </w:instrText>
-      </w:r>
-      <w:r>
-        <w:fldChar w:fldCharType="separate"/>
-      </w:r>
-      <w:r>
-        <w:t>«</w:t>
-      </w:r>
-      <w:proofErr w:type="spellStart"/>
-      <w:r>
-        <w:t>TextoEstadoPago</w:t>
-      </w:r>
-      <w:proofErr w:type="spellEnd"/>
-      <w:r>
-        <w:t>»</w:t>
-      </w:r>
-      <w:r>
-        <w:fldChar w:fldCharType="end"/>
-      </w:r>
+      <w:fldSimple w:instr=" MERGEFIELD  TextoEstadoPago  \* MERGEFORMAT ">
+        <w:r>
+          <w:t>«TextoEstadoPago»</w:t>
+        </w:r>
+      </w:fldSimple>
     </w:p>
     <w:p>
-      <w:r>
+      <w:pPr>
         <w:rPr>
           <w:b/>
         </w:rPr>
+      </w:pPr>
+      <w:r>
+        <w:rPr>
+          <w:b/>
+        </w:rPr>
+        <w:br w:type="page"/>
+      </w:r>
+    </w:p>
+    <w:p>
+      <w:r>
+        <w:rPr>
+          <w:b/>
+        </w:rPr>
+        <w:lastRenderedPageBreak/>
         <w:t xml:space="preserve">Quinto. Suministros. </w:t>
       </w:r>
       <w:r>
@@ -758,14 +740,17 @@
             <w:vAlign w:val="center"/>
           </w:tcPr>
           <w:p>
+            <w:pPr>
+              <w:rPr>
+                <w:lang w:val="es-ES"/>
+              </w:rPr>
+            </w:pPr>
             <w:r>
-              <w:t xml:space="preserve">Lectura </w:t>
+              <w:rPr>
+                <w:lang w:val="es-ES"/>
+              </w:rPr>
+              <w:t>Lectura agua</w:t>
             </w:r>
-            <w:proofErr w:type="spellStart"/>
-            <w:r>
-              <w:t>agua</w:t>
-            </w:r>
-            <w:proofErr w:type="spellEnd"/>
           </w:p>
         </w:tc>
         <w:tc>
@@ -779,7 +764,13 @@
             </w:tcMar>
             <w:vAlign w:val="center"/>
           </w:tcPr>
-          <w:p/>
+          <w:p>
+            <w:pPr>
+              <w:rPr>
+                <w:lang w:val="es-ES"/>
+              </w:rPr>
+            </w:pPr>
+          </w:p>
         </w:tc>
       </w:tr>
       <w:tr>
@@ -799,7 +790,15 @@
             <w:vAlign w:val="center"/>
           </w:tcPr>
           <w:p>
+            <w:pPr>
+              <w:rPr>
+                <w:lang w:val="es-ES"/>
+              </w:rPr>
+            </w:pPr>
             <w:r>
+              <w:rPr>
+                <w:lang w:val="es-ES"/>
+              </w:rPr>
               <w:t>Lectura luz</w:t>
             </w:r>
           </w:p>
@@ -815,7 +814,13 @@
             </w:tcMar>
             <w:vAlign w:val="center"/>
           </w:tcPr>
-          <w:p/>
+          <w:p>
+            <w:pPr>
+              <w:rPr>
+                <w:lang w:val="es-ES"/>
+              </w:rPr>
+            </w:pPr>
+          </w:p>
         </w:tc>
       </w:tr>
       <w:tr>
@@ -835,7 +840,15 @@
             <w:vAlign w:val="center"/>
           </w:tcPr>
           <w:p>
+            <w:pPr>
+              <w:rPr>
+                <w:lang w:val="es-ES"/>
+              </w:rPr>
+            </w:pPr>
             <w:r>
+              <w:rPr>
+                <w:lang w:val="es-ES"/>
+              </w:rPr>
               <w:t>Lectura gas</w:t>
             </w:r>
           </w:p>
@@ -851,7 +864,13 @@
             </w:tcMar>
             <w:vAlign w:val="center"/>
           </w:tcPr>
-          <w:p/>
+          <w:p>
+            <w:pPr>
+              <w:rPr>
+                <w:lang w:val="es-ES"/>
+              </w:rPr>
+            </w:pPr>
+          </w:p>
         </w:tc>
       </w:tr>
       <w:tr>
@@ -871,19 +890,17 @@
             <w:vAlign w:val="center"/>
           </w:tcPr>
           <w:p>
-            <w:proofErr w:type="spellStart"/>
+            <w:pPr>
+              <w:rPr>
+                <w:lang w:val="es-ES"/>
+              </w:rPr>
+            </w:pPr>
             <w:r>
-              <w:t>Observaciones</w:t>
+              <w:rPr>
+                <w:lang w:val="es-ES"/>
+              </w:rPr>
+              <w:t>Observaciones suministros</w:t>
             </w:r>
-            <w:proofErr w:type="spellEnd"/>
-            <w:r>
-              <w:t xml:space="preserve"> </w:t>
-            </w:r>
-            <w:proofErr w:type="spellStart"/>
-            <w:r>
-              <w:t>suministros</w:t>
-            </w:r>
-            <w:proofErr w:type="spellEnd"/>
           </w:p>
         </w:tc>
         <w:tc>
@@ -897,10 +914,23 @@
             </w:tcMar>
             <w:vAlign w:val="center"/>
           </w:tcPr>
-          <w:p/>
+          <w:p>
+            <w:pPr>
+              <w:rPr>
+                <w:lang w:val="es-ES"/>
+              </w:rPr>
+            </w:pPr>
+          </w:p>
         </w:tc>
       </w:tr>
     </w:tbl>
+    <w:p>
+      <w:pPr>
+        <w:rPr>
+          <w:b/>
+        </w:rPr>
+      </w:pPr>
+    </w:p>
     <w:p>
       <w:r>
         <w:rPr>
@@ -948,8 +978,14 @@
           <w:p>
             <w:pPr>
               <w:jc w:val="center"/>
+              <w:rPr>
+                <w:lang w:val="es-ES"/>
+              </w:rPr>
             </w:pPr>
             <w:r>
+              <w:rPr>
+                <w:lang w:val="es-ES"/>
+              </w:rPr>
               <w:t>ARRENDADOR/A</w:t>
             </w:r>
           </w:p>
@@ -969,8 +1005,14 @@
           <w:p>
             <w:pPr>
               <w:jc w:val="center"/>
+              <w:rPr>
+                <w:lang w:val="es-ES"/>
+              </w:rPr>
             </w:pPr>
             <w:r>
+              <w:rPr>
+                <w:lang w:val="es-ES"/>
+              </w:rPr>
               <w:t>ARRENDATARIO/A 1</w:t>
             </w:r>
           </w:p>
@@ -990,8 +1032,14 @@
           <w:p>
             <w:pPr>
               <w:jc w:val="center"/>
+              <w:rPr>
+                <w:lang w:val="es-ES"/>
+              </w:rPr>
             </w:pPr>
             <w:r>
+              <w:rPr>
+                <w:lang w:val="es-ES"/>
+              </w:rPr>
               <w:t>ARRENDATARIO/A 2</w:t>
             </w:r>
           </w:p>
@@ -1015,27 +1063,28 @@
           </w:tcPr>
           <w:p>
             <w:pPr>
-              <w:jc w:val="center"/>
+              <w:pStyle w:val="Subttulo"/>
+              <w:rPr>
+                <w:lang w:val="es-ES"/>
+              </w:rPr>
             </w:pPr>
             <w:r>
               <w:fldChar w:fldCharType="begin"/>
             </w:r>
             <w:r>
+              <w:rPr>
+                <w:lang w:val="es-ES"/>
+              </w:rPr>
               <w:instrText xml:space="preserve"> MERGEFIELD  ArrendadorNombre  \* MERGEFORMAT </w:instrText>
             </w:r>
             <w:r>
               <w:fldChar w:fldCharType="separate"/>
             </w:r>
             <w:r>
-              <w:t>«</w:t>
-            </w:r>
-            <w:proofErr w:type="spellStart"/>
-            <w:r>
-              <w:t>ArrendadorNombre</w:t>
-            </w:r>
-            <w:proofErr w:type="spellEnd"/>
-            <w:r>
-              <w:t>»</w:t>
+              <w:rPr>
+                <w:lang w:val="es-ES"/>
+              </w:rPr>
+              <w:t>«ArrendadorNombre»</w:t>
             </w:r>
             <w:r>
               <w:fldChar w:fldCharType="end"/>
@@ -1055,13 +1104,32 @@
           </w:tcPr>
           <w:p>
             <w:pPr>
-              <w:jc w:val="center"/>
-            </w:pPr>
-            <w:fldSimple w:instr=" MERGEFIELD  Arrendatario1Nombre  \* MERGEFORMAT ">
-              <w:r>
-                <w:t>«Arrendatario1Nombre»</w:t>
-              </w:r>
-            </w:fldSimple>
+              <w:pStyle w:val="Subttulo"/>
+              <w:rPr>
+                <w:lang w:val="es-ES"/>
+              </w:rPr>
+            </w:pPr>
+            <w:r>
+              <w:fldChar w:fldCharType="begin"/>
+            </w:r>
+            <w:r>
+              <w:rPr>
+                <w:lang w:val="es-ES"/>
+              </w:rPr>
+              <w:instrText xml:space="preserve"> MERGEFIELD  Arrendatario1Nombre  \* MERGEFORMAT </w:instrText>
+            </w:r>
+            <w:r>
+              <w:fldChar w:fldCharType="separate"/>
+            </w:r>
+            <w:r>
+              <w:rPr>
+                <w:lang w:val="es-ES"/>
+              </w:rPr>
+              <w:t>«Arrendatario1Nombre»</w:t>
+            </w:r>
+            <w:r>
+              <w:fldChar w:fldCharType="end"/>
+            </w:r>
           </w:p>
         </w:tc>
         <w:tc>
@@ -1077,13 +1145,32 @@
           </w:tcPr>
           <w:p>
             <w:pPr>
-              <w:jc w:val="center"/>
-            </w:pPr>
-            <w:fldSimple w:instr=" MERGEFIELD  Arrendatario2Nombre  \* MERGEFORMAT ">
-              <w:r>
-                <w:t>«Arrendatario2Nombre»</w:t>
-              </w:r>
-            </w:fldSimple>
+              <w:pStyle w:val="Subttulo"/>
+              <w:rPr>
+                <w:lang w:val="es-ES"/>
+              </w:rPr>
+            </w:pPr>
+            <w:r>
+              <w:fldChar w:fldCharType="begin"/>
+            </w:r>
+            <w:r>
+              <w:rPr>
+                <w:lang w:val="es-ES"/>
+              </w:rPr>
+              <w:instrText xml:space="preserve"> MERGEFIELD  Arrendatario2Nombre  \* MERGEFORMAT </w:instrText>
+            </w:r>
+            <w:r>
+              <w:fldChar w:fldCharType="separate"/>
+            </w:r>
+            <w:r>
+              <w:rPr>
+                <w:lang w:val="es-ES"/>
+              </w:rPr>
+              <w:t>«Arrendatario2Nombre»</w:t>
+            </w:r>
+            <w:r>
+              <w:fldChar w:fldCharType="end"/>
+            </w:r>
           </w:p>
         </w:tc>
       </w:tr>
@@ -1114,29 +1201,11 @@
         </w:rPr>
         <w:t xml:space="preserve">Contrato: </w:t>
       </w:r>
-      <w:r>
-        <w:fldChar w:fldCharType="begin"/>
-      </w:r>
-      <w:r>
-        <w:instrText xml:space="preserve"> MERGEFIELD  ContractNo  \* MERGEFORMAT </w:instrText>
-      </w:r>
-      <w:r>
-        <w:fldChar w:fldCharType="separate"/>
-      </w:r>
-      <w:r>
-        <w:t>«</w:t>
-      </w:r>
-      <w:proofErr w:type="spellStart"/>
-      <w:r>
-        <w:t>ContractNo</w:t>
-      </w:r>
-      <w:proofErr w:type="spellEnd"/>
-      <w:r>
-        <w:t>»</w:t>
-      </w:r>
-      <w:r>
-        <w:fldChar w:fldCharType="end"/>
-      </w:r>
+      <w:fldSimple w:instr=" MERGEFIELD  ContractNo  \* MERGEFORMAT ">
+        <w:r>
+          <w:t>«ContractNo»</w:t>
+        </w:r>
+      </w:fldSimple>
       <w:r>
         <w:t xml:space="preserve">   </w:t>
       </w:r>
@@ -1146,29 +1215,11 @@
         </w:rPr>
         <w:t xml:space="preserve">Inmueble: </w:t>
       </w:r>
-      <w:r>
-        <w:fldChar w:fldCharType="begin"/>
-      </w:r>
-      <w:r>
-        <w:instrText xml:space="preserve"> MERGEFIELD  DireccionInmuebleCompleta  \* MERGEFORMAT </w:instrText>
-      </w:r>
-      <w:r>
-        <w:fldChar w:fldCharType="separate"/>
-      </w:r>
-      <w:r>
-        <w:t>«</w:t>
-      </w:r>
-      <w:proofErr w:type="spellStart"/>
-      <w:r>
-        <w:t>DireccionInmuebleCompleta</w:t>
-      </w:r>
-      <w:proofErr w:type="spellEnd"/>
-      <w:r>
-        <w:t>»</w:t>
-      </w:r>
-      <w:r>
-        <w:fldChar w:fldCharType="end"/>
-      </w:r>
+      <w:fldSimple w:instr=" MERGEFIELD  DireccionInmuebleCompleta  \* MERGEFORMAT ">
+        <w:r>
+          <w:t>«DireccionInmuebleCompleta»</w:t>
+        </w:r>
+      </w:fldSimple>
     </w:p>
     <w:tbl>
       <w:tblPr>
@@ -1178,9 +1229,8 @@
         <w:tblLook w:val="04A0" w:firstRow="1" w:lastRow="0" w:firstColumn="1" w:lastColumn="0" w:noHBand="0" w:noVBand="1"/>
       </w:tblPr>
       <w:tblGrid>
-        <w:gridCol w:w="3204"/>
-        <w:gridCol w:w="3209"/>
-        <w:gridCol w:w="3209"/>
+        <w:gridCol w:w="1413"/>
+        <w:gridCol w:w="8209"/>
       </w:tblGrid>
       <w:tr>
         <w:trPr>
@@ -1188,7 +1238,7 @@
         </w:trPr>
         <w:tc>
           <w:tcPr>
-            <w:tcW w:w="3211" w:type="dxa"/>
+            <w:tcW w:w="1413" w:type="dxa"/>
             <w:shd w:val="clear" w:color="auto" w:fill="D9E2F3"/>
             <w:tcMar>
               <w:top w:w="120" w:type="dxa"/>
@@ -1201,18 +1251,24 @@
           <w:p>
             <w:pPr>
               <w:jc w:val="center"/>
-            </w:pPr>
+              <w:rPr>
+                <w:lang w:val="es-ES"/>
+              </w:rPr>
+            </w:pPr>
+            <w:proofErr w:type="spellStart"/>
             <w:r>
               <w:rPr>
                 <w:b/>
+                <w:lang w:val="es-ES"/>
               </w:rPr>
               <w:t>Nº</w:t>
             </w:r>
-          </w:p>
-        </w:tc>
-        <w:tc>
-          <w:tcPr>
-            <w:tcW w:w="3211" w:type="dxa"/>
+            <w:proofErr w:type="spellEnd"/>
+          </w:p>
+        </w:tc>
+        <w:tc>
+          <w:tcPr>
+            <w:tcW w:w="8209" w:type="dxa"/>
             <w:shd w:val="clear" w:color="auto" w:fill="D9E2F3"/>
             <w:tcMar>
               <w:top w:w="120" w:type="dxa"/>
@@ -1225,55 +1281,17 @@
           <w:p>
             <w:pPr>
               <w:jc w:val="center"/>
-            </w:pPr>
-            <w:proofErr w:type="spellStart"/>
+              <w:rPr>
+                <w:lang w:val="es-ES"/>
+              </w:rPr>
+            </w:pPr>
             <w:r>
               <w:rPr>
                 <w:b/>
-              </w:rPr>
-              <w:t>Descripción</w:t>
+                <w:lang w:val="es-ES"/>
+              </w:rPr>
+              <w:t>Descripción de la deficiencia</w:t>
             </w:r>
-            <w:proofErr w:type="spellEnd"/>
-            <w:r>
-              <w:rPr>
-                <w:b/>
-              </w:rPr>
-              <w:t xml:space="preserve"> de la </w:t>
-            </w:r>
-            <w:proofErr w:type="spellStart"/>
-            <w:r>
-              <w:rPr>
-                <w:b/>
-              </w:rPr>
-              <w:t>deficiencia</w:t>
-            </w:r>
-            <w:proofErr w:type="spellEnd"/>
-          </w:p>
-        </w:tc>
-        <w:tc>
-          <w:tcPr>
-            <w:tcW w:w="3211" w:type="dxa"/>
-            <w:shd w:val="clear" w:color="auto" w:fill="D9E2F3"/>
-            <w:tcMar>
-              <w:top w:w="120" w:type="dxa"/>
-              <w:left w:w="120" w:type="dxa"/>
-              <w:bottom w:w="120" w:type="dxa"/>
-              <w:right w:w="120" w:type="dxa"/>
-            </w:tcMar>
-            <w:vAlign w:val="center"/>
-          </w:tcPr>
-          <w:p>
-            <w:pPr>
-              <w:jc w:val="center"/>
-            </w:pPr>
-            <w:proofErr w:type="spellStart"/>
-            <w:r>
-              <w:rPr>
-                <w:b/>
-              </w:rPr>
-              <w:t>Observaciones</w:t>
-            </w:r>
-            <w:proofErr w:type="spellEnd"/>
           </w:p>
         </w:tc>
       </w:tr>
@@ -1283,7 +1301,7 @@
         </w:trPr>
         <w:tc>
           <w:tcPr>
-            <w:tcW w:w="3211" w:type="dxa"/>
+            <w:tcW w:w="1413" w:type="dxa"/>
             <w:tcMar>
               <w:top w:w="120" w:type="dxa"/>
               <w:left w:w="120" w:type="dxa"/>
@@ -1293,34 +1311,16 @@
             <w:vAlign w:val="center"/>
           </w:tcPr>
           <w:p>
-            <w:r>
-              <w:fldChar w:fldCharType="begin"/>
-            </w:r>
-            <w:r>
-              <w:instrText xml:space="preserve"> MERGEFIELD  DefectNo  \* MERGEFORMAT </w:instrText>
-            </w:r>
-            <w:r>
-              <w:fldChar w:fldCharType="separate"/>
-            </w:r>
-            <w:r>
-              <w:t>«</w:t>
-            </w:r>
-            <w:proofErr w:type="spellStart"/>
-            <w:r>
-              <w:t>DefectNo</w:t>
-            </w:r>
-            <w:proofErr w:type="spellEnd"/>
-            <w:r>
-              <w:t>»</w:t>
-            </w:r>
-            <w:r>
-              <w:fldChar w:fldCharType="end"/>
-            </w:r>
-          </w:p>
-        </w:tc>
-        <w:tc>
-          <w:tcPr>
-            <w:tcW w:w="3211" w:type="dxa"/>
+            <w:pPr>
+              <w:rPr>
+                <w:lang w:val="es-ES"/>
+              </w:rPr>
+            </w:pPr>
+          </w:p>
+        </w:tc>
+        <w:tc>
+          <w:tcPr>
+            <w:tcW w:w="8209" w:type="dxa"/>
             <w:tcMar>
               <w:top w:w="120" w:type="dxa"/>
               <w:left w:w="120" w:type="dxa"/>
@@ -1330,34 +1330,21 @@
             <w:vAlign w:val="center"/>
           </w:tcPr>
           <w:p>
-            <w:r>
-              <w:fldChar w:fldCharType="begin"/>
-            </w:r>
-            <w:r>
-              <w:instrText xml:space="preserve"> MERGEFIELD  DefectDescription  \* MERGEFORMAT </w:instrText>
-            </w:r>
-            <w:r>
-              <w:fldChar w:fldCharType="separate"/>
-            </w:r>
-            <w:r>
-              <w:t>«</w:t>
-            </w:r>
-            <w:proofErr w:type="spellStart"/>
-            <w:r>
-              <w:t>DefectDescription</w:t>
-            </w:r>
-            <w:proofErr w:type="spellEnd"/>
-            <w:r>
-              <w:t>»</w:t>
-            </w:r>
-            <w:r>
-              <w:fldChar w:fldCharType="end"/>
-            </w:r>
-          </w:p>
-        </w:tc>
-        <w:tc>
-          <w:tcPr>
-            <w:tcW w:w="3211" w:type="dxa"/>
+            <w:pPr>
+              <w:rPr>
+                <w:lang w:val="es-ES"/>
+              </w:rPr>
+            </w:pPr>
+          </w:p>
+        </w:tc>
+      </w:tr>
+      <w:tr>
+        <w:trPr>
+          <w:jc w:val="center"/>
+        </w:trPr>
+        <w:tc>
+          <w:tcPr>
+            <w:tcW w:w="1413" w:type="dxa"/>
             <w:tcMar>
               <w:top w:w="120" w:type="dxa"/>
               <w:left w:w="120" w:type="dxa"/>
@@ -1367,90 +1354,470 @@
             <w:vAlign w:val="center"/>
           </w:tcPr>
           <w:p>
-            <w:r>
-              <w:fldChar w:fldCharType="begin"/>
-            </w:r>
-            <w:r>
-              <w:instrText xml:space="preserve"> MERGEFIELD  DefectObservation  \* MERGEFORMAT </w:instrText>
-            </w:r>
-            <w:r>
-              <w:fldChar w:fldCharType="separate"/>
-            </w:r>
-            <w:r>
-              <w:t>«</w:t>
-            </w:r>
-            <w:proofErr w:type="spellStart"/>
-            <w:r>
-              <w:t>DefectObservation</w:t>
-            </w:r>
-            <w:proofErr w:type="spellEnd"/>
-            <w:r>
-              <w:t>»</w:t>
-            </w:r>
-            <w:r>
-              <w:fldChar w:fldCharType="end"/>
-            </w:r>
+            <w:pPr>
+              <w:rPr>
+                <w:lang w:val="es-ES"/>
+              </w:rPr>
+            </w:pPr>
+          </w:p>
+        </w:tc>
+        <w:tc>
+          <w:tcPr>
+            <w:tcW w:w="8209" w:type="dxa"/>
+            <w:tcMar>
+              <w:top w:w="120" w:type="dxa"/>
+              <w:left w:w="120" w:type="dxa"/>
+              <w:bottom w:w="120" w:type="dxa"/>
+              <w:right w:w="120" w:type="dxa"/>
+            </w:tcMar>
+            <w:vAlign w:val="center"/>
+          </w:tcPr>
+          <w:p>
+            <w:pPr>
+              <w:rPr>
+                <w:lang w:val="es-ES"/>
+              </w:rPr>
+            </w:pPr>
+          </w:p>
+        </w:tc>
+      </w:tr>
+      <w:tr>
+        <w:trPr>
+          <w:jc w:val="center"/>
+        </w:trPr>
+        <w:tc>
+          <w:tcPr>
+            <w:tcW w:w="1413" w:type="dxa"/>
+            <w:tcMar>
+              <w:top w:w="120" w:type="dxa"/>
+              <w:left w:w="120" w:type="dxa"/>
+              <w:bottom w:w="120" w:type="dxa"/>
+              <w:right w:w="120" w:type="dxa"/>
+            </w:tcMar>
+            <w:vAlign w:val="center"/>
+          </w:tcPr>
+          <w:p>
+            <w:pPr>
+              <w:rPr>
+                <w:lang w:val="es-ES"/>
+              </w:rPr>
+            </w:pPr>
+          </w:p>
+        </w:tc>
+        <w:tc>
+          <w:tcPr>
+            <w:tcW w:w="8209" w:type="dxa"/>
+            <w:tcMar>
+              <w:top w:w="120" w:type="dxa"/>
+              <w:left w:w="120" w:type="dxa"/>
+              <w:bottom w:w="120" w:type="dxa"/>
+              <w:right w:w="120" w:type="dxa"/>
+            </w:tcMar>
+            <w:vAlign w:val="center"/>
+          </w:tcPr>
+          <w:p>
+            <w:pPr>
+              <w:rPr>
+                <w:lang w:val="es-ES"/>
+              </w:rPr>
+            </w:pPr>
+          </w:p>
+        </w:tc>
+      </w:tr>
+      <w:tr>
+        <w:trPr>
+          <w:jc w:val="center"/>
+        </w:trPr>
+        <w:tc>
+          <w:tcPr>
+            <w:tcW w:w="1413" w:type="dxa"/>
+            <w:tcMar>
+              <w:top w:w="120" w:type="dxa"/>
+              <w:left w:w="120" w:type="dxa"/>
+              <w:bottom w:w="120" w:type="dxa"/>
+              <w:right w:w="120" w:type="dxa"/>
+            </w:tcMar>
+            <w:vAlign w:val="center"/>
+          </w:tcPr>
+          <w:p>
+            <w:pPr>
+              <w:rPr>
+                <w:lang w:val="es-ES"/>
+              </w:rPr>
+            </w:pPr>
+          </w:p>
+        </w:tc>
+        <w:tc>
+          <w:tcPr>
+            <w:tcW w:w="8209" w:type="dxa"/>
+            <w:tcMar>
+              <w:top w:w="120" w:type="dxa"/>
+              <w:left w:w="120" w:type="dxa"/>
+              <w:bottom w:w="120" w:type="dxa"/>
+              <w:right w:w="120" w:type="dxa"/>
+            </w:tcMar>
+            <w:vAlign w:val="center"/>
+          </w:tcPr>
+          <w:p>
+            <w:pPr>
+              <w:rPr>
+                <w:lang w:val="es-ES"/>
+              </w:rPr>
+            </w:pPr>
+          </w:p>
+        </w:tc>
+      </w:tr>
+      <w:tr>
+        <w:trPr>
+          <w:jc w:val="center"/>
+        </w:trPr>
+        <w:tc>
+          <w:tcPr>
+            <w:tcW w:w="1413" w:type="dxa"/>
+            <w:tcMar>
+              <w:top w:w="120" w:type="dxa"/>
+              <w:left w:w="120" w:type="dxa"/>
+              <w:bottom w:w="120" w:type="dxa"/>
+              <w:right w:w="120" w:type="dxa"/>
+            </w:tcMar>
+            <w:vAlign w:val="center"/>
+          </w:tcPr>
+          <w:p>
+            <w:pPr>
+              <w:rPr>
+                <w:lang w:val="es-ES"/>
+              </w:rPr>
+            </w:pPr>
+          </w:p>
+        </w:tc>
+        <w:tc>
+          <w:tcPr>
+            <w:tcW w:w="8209" w:type="dxa"/>
+            <w:tcMar>
+              <w:top w:w="120" w:type="dxa"/>
+              <w:left w:w="120" w:type="dxa"/>
+              <w:bottom w:w="120" w:type="dxa"/>
+              <w:right w:w="120" w:type="dxa"/>
+            </w:tcMar>
+            <w:vAlign w:val="center"/>
+          </w:tcPr>
+          <w:p>
+            <w:pPr>
+              <w:rPr>
+                <w:lang w:val="es-ES"/>
+              </w:rPr>
+            </w:pPr>
+          </w:p>
+        </w:tc>
+      </w:tr>
+      <w:tr>
+        <w:trPr>
+          <w:jc w:val="center"/>
+        </w:trPr>
+        <w:tc>
+          <w:tcPr>
+            <w:tcW w:w="1413" w:type="dxa"/>
+            <w:tcMar>
+              <w:top w:w="120" w:type="dxa"/>
+              <w:left w:w="120" w:type="dxa"/>
+              <w:bottom w:w="120" w:type="dxa"/>
+              <w:right w:w="120" w:type="dxa"/>
+            </w:tcMar>
+            <w:vAlign w:val="center"/>
+          </w:tcPr>
+          <w:p>
+            <w:pPr>
+              <w:rPr>
+                <w:lang w:val="es-ES"/>
+              </w:rPr>
+            </w:pPr>
+          </w:p>
+        </w:tc>
+        <w:tc>
+          <w:tcPr>
+            <w:tcW w:w="8209" w:type="dxa"/>
+            <w:tcMar>
+              <w:top w:w="120" w:type="dxa"/>
+              <w:left w:w="120" w:type="dxa"/>
+              <w:bottom w:w="120" w:type="dxa"/>
+              <w:right w:w="120" w:type="dxa"/>
+            </w:tcMar>
+            <w:vAlign w:val="center"/>
+          </w:tcPr>
+          <w:p>
+            <w:pPr>
+              <w:rPr>
+                <w:lang w:val="es-ES"/>
+              </w:rPr>
+            </w:pPr>
+          </w:p>
+        </w:tc>
+      </w:tr>
+      <w:tr>
+        <w:trPr>
+          <w:jc w:val="center"/>
+        </w:trPr>
+        <w:tc>
+          <w:tcPr>
+            <w:tcW w:w="1413" w:type="dxa"/>
+            <w:tcMar>
+              <w:top w:w="120" w:type="dxa"/>
+              <w:left w:w="120" w:type="dxa"/>
+              <w:bottom w:w="120" w:type="dxa"/>
+              <w:right w:w="120" w:type="dxa"/>
+            </w:tcMar>
+            <w:vAlign w:val="center"/>
+          </w:tcPr>
+          <w:p>
+            <w:pPr>
+              <w:rPr>
+                <w:lang w:val="es-ES"/>
+              </w:rPr>
+            </w:pPr>
+          </w:p>
+        </w:tc>
+        <w:tc>
+          <w:tcPr>
+            <w:tcW w:w="8209" w:type="dxa"/>
+            <w:tcMar>
+              <w:top w:w="120" w:type="dxa"/>
+              <w:left w:w="120" w:type="dxa"/>
+              <w:bottom w:w="120" w:type="dxa"/>
+              <w:right w:w="120" w:type="dxa"/>
+            </w:tcMar>
+            <w:vAlign w:val="center"/>
+          </w:tcPr>
+          <w:p>
+            <w:pPr>
+              <w:rPr>
+                <w:lang w:val="es-ES"/>
+              </w:rPr>
+            </w:pPr>
+          </w:p>
+        </w:tc>
+      </w:tr>
+      <w:tr>
+        <w:trPr>
+          <w:jc w:val="center"/>
+        </w:trPr>
+        <w:tc>
+          <w:tcPr>
+            <w:tcW w:w="1413" w:type="dxa"/>
+            <w:tcMar>
+              <w:top w:w="120" w:type="dxa"/>
+              <w:left w:w="120" w:type="dxa"/>
+              <w:bottom w:w="120" w:type="dxa"/>
+              <w:right w:w="120" w:type="dxa"/>
+            </w:tcMar>
+            <w:vAlign w:val="center"/>
+          </w:tcPr>
+          <w:p>
+            <w:pPr>
+              <w:rPr>
+                <w:lang w:val="es-ES"/>
+              </w:rPr>
+            </w:pPr>
+          </w:p>
+        </w:tc>
+        <w:tc>
+          <w:tcPr>
+            <w:tcW w:w="8209" w:type="dxa"/>
+            <w:tcMar>
+              <w:top w:w="120" w:type="dxa"/>
+              <w:left w:w="120" w:type="dxa"/>
+              <w:bottom w:w="120" w:type="dxa"/>
+              <w:right w:w="120" w:type="dxa"/>
+            </w:tcMar>
+            <w:vAlign w:val="center"/>
+          </w:tcPr>
+          <w:p>
+            <w:pPr>
+              <w:rPr>
+                <w:lang w:val="es-ES"/>
+              </w:rPr>
+            </w:pPr>
+          </w:p>
+        </w:tc>
+      </w:tr>
+      <w:tr>
+        <w:trPr>
+          <w:jc w:val="center"/>
+        </w:trPr>
+        <w:tc>
+          <w:tcPr>
+            <w:tcW w:w="1413" w:type="dxa"/>
+            <w:tcMar>
+              <w:top w:w="120" w:type="dxa"/>
+              <w:left w:w="120" w:type="dxa"/>
+              <w:bottom w:w="120" w:type="dxa"/>
+              <w:right w:w="120" w:type="dxa"/>
+            </w:tcMar>
+            <w:vAlign w:val="center"/>
+          </w:tcPr>
+          <w:p>
+            <w:pPr>
+              <w:rPr>
+                <w:lang w:val="es-ES"/>
+              </w:rPr>
+            </w:pPr>
+          </w:p>
+        </w:tc>
+        <w:tc>
+          <w:tcPr>
+            <w:tcW w:w="8209" w:type="dxa"/>
+            <w:tcMar>
+              <w:top w:w="120" w:type="dxa"/>
+              <w:left w:w="120" w:type="dxa"/>
+              <w:bottom w:w="120" w:type="dxa"/>
+              <w:right w:w="120" w:type="dxa"/>
+            </w:tcMar>
+            <w:vAlign w:val="center"/>
+          </w:tcPr>
+          <w:p>
+            <w:pPr>
+              <w:rPr>
+                <w:lang w:val="es-ES"/>
+              </w:rPr>
+            </w:pPr>
+          </w:p>
+        </w:tc>
+      </w:tr>
+      <w:tr>
+        <w:trPr>
+          <w:jc w:val="center"/>
+        </w:trPr>
+        <w:tc>
+          <w:tcPr>
+            <w:tcW w:w="1413" w:type="dxa"/>
+            <w:tcMar>
+              <w:top w:w="120" w:type="dxa"/>
+              <w:left w:w="120" w:type="dxa"/>
+              <w:bottom w:w="120" w:type="dxa"/>
+              <w:right w:w="120" w:type="dxa"/>
+            </w:tcMar>
+            <w:vAlign w:val="center"/>
+          </w:tcPr>
+          <w:p>
+            <w:pPr>
+              <w:rPr>
+                <w:lang w:val="es-ES"/>
+              </w:rPr>
+            </w:pPr>
+          </w:p>
+        </w:tc>
+        <w:tc>
+          <w:tcPr>
+            <w:tcW w:w="8209" w:type="dxa"/>
+            <w:tcMar>
+              <w:top w:w="120" w:type="dxa"/>
+              <w:left w:w="120" w:type="dxa"/>
+              <w:bottom w:w="120" w:type="dxa"/>
+              <w:right w:w="120" w:type="dxa"/>
+            </w:tcMar>
+            <w:vAlign w:val="center"/>
+          </w:tcPr>
+          <w:p>
+            <w:pPr>
+              <w:rPr>
+                <w:lang w:val="es-ES"/>
+              </w:rPr>
+            </w:pPr>
+          </w:p>
+        </w:tc>
+      </w:tr>
+      <w:tr>
+        <w:trPr>
+          <w:jc w:val="center"/>
+        </w:trPr>
+        <w:tc>
+          <w:tcPr>
+            <w:tcW w:w="1413" w:type="dxa"/>
+            <w:tcMar>
+              <w:top w:w="120" w:type="dxa"/>
+              <w:left w:w="120" w:type="dxa"/>
+              <w:bottom w:w="120" w:type="dxa"/>
+              <w:right w:w="120" w:type="dxa"/>
+            </w:tcMar>
+            <w:vAlign w:val="center"/>
+          </w:tcPr>
+          <w:p>
+            <w:pPr>
+              <w:rPr>
+                <w:lang w:val="es-ES"/>
+              </w:rPr>
+            </w:pPr>
+          </w:p>
+        </w:tc>
+        <w:tc>
+          <w:tcPr>
+            <w:tcW w:w="8209" w:type="dxa"/>
+            <w:tcMar>
+              <w:top w:w="120" w:type="dxa"/>
+              <w:left w:w="120" w:type="dxa"/>
+              <w:bottom w:w="120" w:type="dxa"/>
+              <w:right w:w="120" w:type="dxa"/>
+            </w:tcMar>
+            <w:vAlign w:val="center"/>
+          </w:tcPr>
+          <w:p>
+            <w:pPr>
+              <w:rPr>
+                <w:lang w:val="es-ES"/>
+              </w:rPr>
+            </w:pPr>
           </w:p>
         </w:tc>
       </w:tr>
     </w:tbl>
     <w:p/>
     <w:p>
+      <w:pPr>
+        <w:rPr>
+          <w:b/>
+        </w:rPr>
+      </w:pPr>
+    </w:p>
+    <w:p>
+      <w:pPr>
+        <w:rPr>
+          <w:b/>
+        </w:rPr>
+      </w:pPr>
+    </w:p>
+    <w:p>
+      <w:pPr>
+        <w:rPr>
+          <w:b/>
+        </w:rPr>
+      </w:pPr>
+    </w:p>
+    <w:p>
+      <w:pPr>
+        <w:rPr>
+          <w:b/>
+        </w:rPr>
+      </w:pPr>
+    </w:p>
+    <w:p>
       <w:r>
         <w:rPr>
           <w:b/>
         </w:rPr>
         <w:t xml:space="preserve">Firmado en </w:t>
       </w:r>
-      <w:r>
-        <w:fldChar w:fldCharType="begin"/>
-      </w:r>
-      <w:r>
-        <w:instrText xml:space="preserve"> MERGEFIELD  CiudadFirma  \* MERGEFORMAT </w:instrText>
-      </w:r>
-      <w:r>
-        <w:fldChar w:fldCharType="separate"/>
-      </w:r>
-      <w:r>
-        <w:t>«</w:t>
-      </w:r>
-      <w:proofErr w:type="spellStart"/>
-      <w:r>
-        <w:t>CiudadFirma</w:t>
-      </w:r>
-      <w:proofErr w:type="spellEnd"/>
-      <w:r>
-        <w:t>»</w:t>
-      </w:r>
-      <w:r>
-        <w:fldChar w:fldCharType="end"/>
-      </w:r>
+      <w:fldSimple w:instr=" MERGEFIELD  CiudadFirma  \* MERGEFORMAT ">
+        <w:r>
+          <w:t>«CiudadFirma»</w:t>
+        </w:r>
+      </w:fldSimple>
       <w:r>
         <w:t xml:space="preserve">, a </w:t>
       </w:r>
-      <w:r>
-        <w:fldChar w:fldCharType="begin"/>
-      </w:r>
-      <w:r>
-        <w:instrText xml:space="preserve"> MERGEFIELD  FechaFirmaTexto  \* MERGEFORMAT </w:instrText>
-      </w:r>
-      <w:r>
-        <w:fldChar w:fldCharType="separate"/>
-      </w:r>
-      <w:r>
-        <w:t>«</w:t>
-      </w:r>
-      <w:proofErr w:type="spellStart"/>
-      <w:r>
-        <w:t>FechaFirmaTexto</w:t>
-      </w:r>
-      <w:proofErr w:type="spellEnd"/>
-      <w:r>
-        <w:t>»</w:t>
-      </w:r>
-      <w:r>
-        <w:fldChar w:fldCharType="end"/>
-      </w:r>
+      <w:fldSimple w:instr=" MERGEFIELD  FechaFirmaTexto  \* MERGEFORMAT ">
+        <w:r>
+          <w:t>«FechaFirmaTexto»</w:t>
+        </w:r>
+      </w:fldSimple>
     </w:p>
     <w:p/>
     <w:sectPr>
@@ -1863,9 +2230,9 @@
   <w:style w:type="paragraph" w:default="1" w:styleId="Normal">
     <w:name w:val="Normal"/>
     <w:qFormat/>
-    <w:rsid w:val="004542E9"/>
+    <w:rsid w:val="00762E34"/>
     <w:rPr>
-      <w:sz w:val="28"/>
+      <w:sz w:val="32"/>
     </w:rPr>
   </w:style>
   <w:style w:type="paragraph" w:styleId="Ttulo1">
@@ -1897,7 +2264,7 @@
     <w:uiPriority w:val="9"/>
     <w:unhideWhenUsed/>
     <w:qFormat/>
-    <w:rsid w:val="004542E9"/>
+    <w:rsid w:val="00762E34"/>
     <w:pPr>
       <w:keepNext/>
       <w:keepLines/>
@@ -1907,7 +2274,6 @@
     <w:rPr>
       <w:rFonts w:asciiTheme="majorHAnsi" w:eastAsiaTheme="majorEastAsia" w:hAnsiTheme="majorHAnsi" w:cstheme="majorBidi"/>
       <w:color w:val="0F4761" w:themeColor="accent1" w:themeShade="BF"/>
-      <w:sz w:val="26"/>
       <w:szCs w:val="26"/>
     </w:rPr>
   </w:style>
@@ -1992,12 +2358,45 @@
     <w:basedOn w:val="Fuentedeprrafopredeter"/>
     <w:link w:val="Ttulo2"/>
     <w:uiPriority w:val="9"/>
-    <w:rsid w:val="004542E9"/>
+    <w:rsid w:val="00762E34"/>
     <w:rPr>
       <w:rFonts w:asciiTheme="majorHAnsi" w:eastAsiaTheme="majorEastAsia" w:hAnsiTheme="majorHAnsi" w:cstheme="majorBidi"/>
       <w:color w:val="0F4761" w:themeColor="accent1" w:themeShade="BF"/>
-      <w:sz w:val="26"/>
+      <w:sz w:val="32"/>
       <w:szCs w:val="26"/>
+    </w:rPr>
+  </w:style>
+  <w:style w:type="paragraph" w:styleId="Subttulo">
+    <w:name w:val="Subtitle"/>
+    <w:basedOn w:val="Normal"/>
+    <w:next w:val="Normal"/>
+    <w:link w:val="SubttuloCar"/>
+    <w:uiPriority w:val="11"/>
+    <w:qFormat/>
+    <w:rsid w:val="00762E34"/>
+    <w:pPr>
+      <w:numPr>
+        <w:ilvl w:val="1"/>
+      </w:numPr>
+    </w:pPr>
+    <w:rPr>
+      <w:color w:val="5A5A5A" w:themeColor="text1" w:themeTint="A5"/>
+      <w:spacing w:val="15"/>
+      <w:sz w:val="22"/>
+      <w:szCs w:val="22"/>
+    </w:rPr>
+  </w:style>
+  <w:style w:type="character" w:customStyle="1" w:styleId="SubttuloCar">
+    <w:name w:val="Subtítulo Car"/>
+    <w:basedOn w:val="Fuentedeprrafopredeter"/>
+    <w:link w:val="Subttulo"/>
+    <w:uiPriority w:val="11"/>
+    <w:rsid w:val="00762E34"/>
+    <w:rPr>
+      <w:color w:val="5A5A5A" w:themeColor="text1" w:themeTint="A5"/>
+      <w:spacing w:val="15"/>
+      <w:sz w:val="22"/>
+      <w:szCs w:val="22"/>
     </w:rPr>
   </w:style>
 </w:styles>
@@ -2085,7 +2484,9 @@
     <w:rsid w:val="004F0643"/>
     <w:rsid w:val="004F5B24"/>
     <w:rsid w:val="005F5250"/>
+    <w:rsid w:val="00631034"/>
     <w:rsid w:val="00713A8B"/>
+    <w:rsid w:val="007245D5"/>
     <w:rsid w:val="00857BFD"/>
     <w:rsid w:val="008C5246"/>
     <w:rsid w:val="00A360E6"/>
@@ -2878,7 +3279,9 @@
 </a:theme>
 </file>
 
-<file path=customXml/item1.xml>��< ? x m l   v e r s i o n = " 1 . 0 "   e n c o d i n g = " u t f - 1 6 " ? > < N a v W o r d R e p o r t X m l P a r t   x m l n s = " u r n : m i c r o s o f t - d y n a m i c s - n a v / r e p o r t s / E n t r e g a _ L l a v e s _ y _ P o s e s i o n / 9 6 6 1 1 / " > +<file path=customXml/item1.xml>��< ? x m l   v e r s i o n = " 1 . 0 "   e n c o d i n g = " u t f - 1 6 " ? > + 
+ < N a v W o r d R e p o r t X m l P a r t   x m l n s = " u r n : m i c r o s o f t - d y n a m i c s - n a v / r e p o r t s / E n t r e g a _ L l a v e s _ y _ P o s e s i o n / 9 6 6 1 1 / " >   
      < B C R e p o r t I n f o r m a t i o n >   
